--- a/01_INFORME_DE_ESPECIFICACION_DE_REQUISITOS/ES/WORD/01_Informe_de_Especificacion_de_Requisitos.docx
+++ b/01_INFORME_DE_ESPECIFICACION_DE_REQUISITOS/ES/WORD/01_Informe_de_Especificacion_de_Requisitos.docx
@@ -520,7 +520,7 @@
       <w:r>
         <w:fldChar w:fldCharType="separate"/>
       </w:r>
-      <w:hyperlink w:anchor="_Toc242459252" w:history="1">
+      <w:hyperlink w:anchor="_Toc244002767" w:history="1">
         <w:r>
           <w:rPr>
             <w:rStyle w:val="Hipervnculo"/>
@@ -547,7 +547,7 @@
             <w:noProof/>
             <w:webHidden/>
           </w:rPr>
-          <w:instrText xml:space="preserve"> PAGEREF _Toc242459252 \h </w:instrText>
+          <w:instrText xml:space="preserve"> PAGEREF _Toc244002767 \h </w:instrText>
         </w:r>
         <w:r>
           <w:rPr>
@@ -595,7 +595,7 @@
           <w14:ligatures w14:val="standardContextual"/>
         </w:rPr>
       </w:pPr>
-      <w:hyperlink w:anchor="_Toc242459253" w:history="1">
+      <w:hyperlink w:anchor="_Toc244002768" w:history="1">
         <w:r>
           <w:rPr>
             <w:rStyle w:val="Hipervnculo"/>
@@ -622,7 +622,7 @@
             <w:noProof/>
             <w:webHidden/>
           </w:rPr>
-          <w:instrText xml:space="preserve"> PAGEREF _Toc242459253 \h </w:instrText>
+          <w:instrText xml:space="preserve"> PAGEREF _Toc244002768 \h </w:instrText>
         </w:r>
         <w:r>
           <w:rPr>
@@ -670,7 +670,7 @@
           <w14:ligatures w14:val="standardContextual"/>
         </w:rPr>
       </w:pPr>
-      <w:hyperlink w:anchor="_Toc242459254" w:history="1">
+      <w:hyperlink w:anchor="_Toc244002769" w:history="1">
         <w:r>
           <w:rPr>
             <w:rStyle w:val="Hipervnculo"/>
@@ -697,7 +697,7 @@
             <w:noProof/>
             <w:webHidden/>
           </w:rPr>
-          <w:instrText xml:space="preserve"> PAGEREF _Toc242459254 \h </w:instrText>
+          <w:instrText xml:space="preserve"> PAGEREF _Toc244002769 \h </w:instrText>
         </w:r>
         <w:r>
           <w:rPr>
@@ -745,7 +745,7 @@
           <w14:ligatures w14:val="standardContextual"/>
         </w:rPr>
       </w:pPr>
-      <w:hyperlink w:anchor="_Toc242459255" w:history="1">
+      <w:hyperlink w:anchor="_Toc244002770" w:history="1">
         <w:r>
           <w:rPr>
             <w:rStyle w:val="Hipervnculo"/>
@@ -772,7 +772,7 @@
             <w:noProof/>
             <w:webHidden/>
           </w:rPr>
-          <w:instrText xml:space="preserve"> PAGEREF _Toc242459255 \h </w:instrText>
+          <w:instrText xml:space="preserve"> PAGEREF _Toc244002770 \h </w:instrText>
         </w:r>
         <w:r>
           <w:rPr>
@@ -820,7 +820,7 @@
           <w14:ligatures w14:val="standardContextual"/>
         </w:rPr>
       </w:pPr>
-      <w:hyperlink w:anchor="_Toc242459256" w:history="1">
+      <w:hyperlink w:anchor="_Toc244002771" w:history="1">
         <w:r>
           <w:rPr>
             <w:rStyle w:val="Hipervnculo"/>
@@ -847,7 +847,7 @@
             <w:noProof/>
             <w:webHidden/>
           </w:rPr>
-          <w:instrText xml:space="preserve"> PAGEREF _Toc242459256 \h </w:instrText>
+          <w:instrText xml:space="preserve"> PAGEREF _Toc244002771 \h </w:instrText>
         </w:r>
         <w:r>
           <w:rPr>
@@ -895,7 +895,7 @@
           <w14:ligatures w14:val="standardContextual"/>
         </w:rPr>
       </w:pPr>
-      <w:hyperlink w:anchor="_Toc242459257" w:history="1">
+      <w:hyperlink w:anchor="_Toc244002772" w:history="1">
         <w:r>
           <w:rPr>
             <w:rStyle w:val="Hipervnculo"/>
@@ -922,7 +922,7 @@
             <w:noProof/>
             <w:webHidden/>
           </w:rPr>
-          <w:instrText xml:space="preserve"> PAGEREF _Toc242459257 \h </w:instrText>
+          <w:instrText xml:space="preserve"> PAGEREF _Toc244002772 \h </w:instrText>
         </w:r>
         <w:r>
           <w:rPr>
@@ -970,7 +970,7 @@
           <w14:ligatures w14:val="standardContextual"/>
         </w:rPr>
       </w:pPr>
-      <w:hyperlink w:anchor="_Toc242459258" w:history="1">
+      <w:hyperlink w:anchor="_Toc244002773" w:history="1">
         <w:r>
           <w:rPr>
             <w:rStyle w:val="Hipervnculo"/>
@@ -997,7 +997,7 @@
             <w:noProof/>
             <w:webHidden/>
           </w:rPr>
-          <w:instrText xml:space="preserve"> PAGEREF _Toc242459258 \h </w:instrText>
+          <w:instrText xml:space="preserve"> PAGEREF _Toc244002773 \h </w:instrText>
         </w:r>
         <w:r>
           <w:rPr>
@@ -1045,7 +1045,7 @@
           <w14:ligatures w14:val="standardContextual"/>
         </w:rPr>
       </w:pPr>
-      <w:hyperlink w:anchor="_Toc242459259" w:history="1">
+      <w:hyperlink w:anchor="_Toc244002774" w:history="1">
         <w:r>
           <w:rPr>
             <w:rStyle w:val="Hipervnculo"/>
@@ -1072,7 +1072,7 @@
             <w:noProof/>
             <w:webHidden/>
           </w:rPr>
-          <w:instrText xml:space="preserve"> PAGEREF _Toc242459259 \h </w:instrText>
+          <w:instrText xml:space="preserve"> PAGEREF _Toc244002774 \h </w:instrText>
         </w:r>
         <w:r>
           <w:rPr>
@@ -1120,7 +1120,7 @@
           <w14:ligatures w14:val="standardContextual"/>
         </w:rPr>
       </w:pPr>
-      <w:hyperlink w:anchor="_Toc242459260" w:history="1">
+      <w:hyperlink w:anchor="_Toc244002775" w:history="1">
         <w:r>
           <w:rPr>
             <w:rStyle w:val="Hipervnculo"/>
@@ -1147,7 +1147,7 @@
             <w:noProof/>
             <w:webHidden/>
           </w:rPr>
-          <w:instrText xml:space="preserve"> PAGEREF _Toc242459260 \h </w:instrText>
+          <w:instrText xml:space="preserve"> PAGEREF _Toc244002775 \h </w:instrText>
         </w:r>
         <w:r>
           <w:rPr>
@@ -1195,7 +1195,7 @@
           <w14:ligatures w14:val="standardContextual"/>
         </w:rPr>
       </w:pPr>
-      <w:hyperlink w:anchor="_Toc242459261" w:history="1">
+      <w:hyperlink w:anchor="_Toc244002776" w:history="1">
         <w:r>
           <w:rPr>
             <w:rStyle w:val="Hipervnculo"/>
@@ -1222,7 +1222,7 @@
             <w:noProof/>
             <w:webHidden/>
           </w:rPr>
-          <w:instrText xml:space="preserve"> PAGEREF _Toc242459261 \h </w:instrText>
+          <w:instrText xml:space="preserve"> PAGEREF _Toc244002776 \h </w:instrText>
         </w:r>
         <w:r>
           <w:rPr>
@@ -1270,7 +1270,7 @@
           <w14:ligatures w14:val="standardContextual"/>
         </w:rPr>
       </w:pPr>
-      <w:hyperlink w:anchor="_Toc242459262" w:history="1">
+      <w:hyperlink w:anchor="_Toc244002777" w:history="1">
         <w:r>
           <w:rPr>
             <w:rStyle w:val="Hipervnculo"/>
@@ -1297,7 +1297,7 @@
             <w:noProof/>
             <w:webHidden/>
           </w:rPr>
-          <w:instrText xml:space="preserve"> PAGEREF _Toc242459262 \h </w:instrText>
+          <w:instrText xml:space="preserve"> PAGEREF _Toc244002777 \h </w:instrText>
         </w:r>
         <w:r>
           <w:rPr>
@@ -1345,7 +1345,7 @@
           <w14:ligatures w14:val="standardContextual"/>
         </w:rPr>
       </w:pPr>
-      <w:hyperlink w:anchor="_Toc242459263" w:history="1">
+      <w:hyperlink w:anchor="_Toc244002778" w:history="1">
         <w:r>
           <w:rPr>
             <w:rStyle w:val="Hipervnculo"/>
@@ -1372,7 +1372,7 @@
             <w:noProof/>
             <w:webHidden/>
           </w:rPr>
-          <w:instrText xml:space="preserve"> PAGEREF _Toc242459263 \h </w:instrText>
+          <w:instrText xml:space="preserve"> PAGEREF _Toc244002778 \h </w:instrText>
         </w:r>
         <w:r>
           <w:rPr>
@@ -1420,7 +1420,7 @@
           <w14:ligatures w14:val="standardContextual"/>
         </w:rPr>
       </w:pPr>
-      <w:hyperlink w:anchor="_Toc242459264" w:history="1">
+      <w:hyperlink w:anchor="_Toc244002779" w:history="1">
         <w:r>
           <w:rPr>
             <w:rStyle w:val="Hipervnculo"/>
@@ -1447,7 +1447,7 @@
             <w:noProof/>
             <w:webHidden/>
           </w:rPr>
-          <w:instrText xml:space="preserve"> PAGEREF _Toc242459264 \h </w:instrText>
+          <w:instrText xml:space="preserve"> PAGEREF _Toc244002779 \h </w:instrText>
         </w:r>
         <w:r>
           <w:rPr>
@@ -1495,7 +1495,7 @@
           <w14:ligatures w14:val="standardContextual"/>
         </w:rPr>
       </w:pPr>
-      <w:hyperlink w:anchor="_Toc242459265" w:history="1">
+      <w:hyperlink w:anchor="_Toc244002780" w:history="1">
         <w:r>
           <w:rPr>
             <w:rStyle w:val="Hipervnculo"/>
@@ -1522,7 +1522,7 @@
             <w:noProof/>
             <w:webHidden/>
           </w:rPr>
-          <w:instrText xml:space="preserve"> PAGEREF _Toc242459265 \h </w:instrText>
+          <w:instrText xml:space="preserve"> PAGEREF _Toc244002780 \h </w:instrText>
         </w:r>
         <w:r>
           <w:rPr>
@@ -1570,7 +1570,7 @@
           <w14:ligatures w14:val="standardContextual"/>
         </w:rPr>
       </w:pPr>
-      <w:hyperlink w:anchor="_Toc242459266" w:history="1">
+      <w:hyperlink w:anchor="_Toc244002781" w:history="1">
         <w:r>
           <w:rPr>
             <w:rStyle w:val="Hipervnculo"/>
@@ -1597,7 +1597,7 @@
             <w:noProof/>
             <w:webHidden/>
           </w:rPr>
-          <w:instrText xml:space="preserve"> PAGEREF _Toc242459266 \h </w:instrText>
+          <w:instrText xml:space="preserve"> PAGEREF _Toc244002781 \h </w:instrText>
         </w:r>
         <w:r>
           <w:rPr>
@@ -1645,7 +1645,7 @@
           <w14:ligatures w14:val="standardContextual"/>
         </w:rPr>
       </w:pPr>
-      <w:hyperlink w:anchor="_Toc242459267" w:history="1">
+      <w:hyperlink w:anchor="_Toc244002782" w:history="1">
         <w:r>
           <w:rPr>
             <w:rStyle w:val="Hipervnculo"/>
@@ -1672,7 +1672,7 @@
             <w:noProof/>
             <w:webHidden/>
           </w:rPr>
-          <w:instrText xml:space="preserve"> PAGEREF _Toc242459267 \h </w:instrText>
+          <w:instrText xml:space="preserve"> PAGEREF _Toc244002782 \h </w:instrText>
         </w:r>
         <w:r>
           <w:rPr>
@@ -1720,7 +1720,7 @@
           <w14:ligatures w14:val="standardContextual"/>
         </w:rPr>
       </w:pPr>
-      <w:hyperlink w:anchor="_Toc242459268" w:history="1">
+      <w:hyperlink w:anchor="_Toc244002783" w:history="1">
         <w:r>
           <w:rPr>
             <w:rStyle w:val="Hipervnculo"/>
@@ -1747,7 +1747,7 @@
             <w:noProof/>
             <w:webHidden/>
           </w:rPr>
-          <w:instrText xml:space="preserve"> PAGEREF _Toc242459268 \h </w:instrText>
+          <w:instrText xml:space="preserve"> PAGEREF _Toc244002783 \h </w:instrText>
         </w:r>
         <w:r>
           <w:rPr>
@@ -1795,7 +1795,7 @@
           <w14:ligatures w14:val="standardContextual"/>
         </w:rPr>
       </w:pPr>
-      <w:hyperlink w:anchor="_Toc242459269" w:history="1">
+      <w:hyperlink w:anchor="_Toc244002784" w:history="1">
         <w:r>
           <w:rPr>
             <w:rStyle w:val="Hipervnculo"/>
@@ -1822,7 +1822,7 @@
             <w:noProof/>
             <w:webHidden/>
           </w:rPr>
-          <w:instrText xml:space="preserve"> PAGEREF _Toc242459269 \h </w:instrText>
+          <w:instrText xml:space="preserve"> PAGEREF _Toc244002784 \h </w:instrText>
         </w:r>
         <w:r>
           <w:rPr>
@@ -1870,7 +1870,7 @@
           <w14:ligatures w14:val="standardContextual"/>
         </w:rPr>
       </w:pPr>
-      <w:hyperlink w:anchor="_Toc242459270" w:history="1">
+      <w:hyperlink w:anchor="_Toc244002785" w:history="1">
         <w:r>
           <w:rPr>
             <w:rStyle w:val="Hipervnculo"/>
@@ -1897,7 +1897,7 @@
             <w:noProof/>
             <w:webHidden/>
           </w:rPr>
-          <w:instrText xml:space="preserve"> PAGEREF _Toc242459270 \h </w:instrText>
+          <w:instrText xml:space="preserve"> PAGEREF _Toc244002785 \h </w:instrText>
         </w:r>
         <w:r>
           <w:rPr>
@@ -1945,7 +1945,7 @@
           <w14:ligatures w14:val="standardContextual"/>
         </w:rPr>
       </w:pPr>
-      <w:hyperlink w:anchor="_Toc242459271" w:history="1">
+      <w:hyperlink w:anchor="_Toc244002786" w:history="1">
         <w:r>
           <w:rPr>
             <w:rStyle w:val="Hipervnculo"/>
@@ -1972,7 +1972,7 @@
             <w:noProof/>
             <w:webHidden/>
           </w:rPr>
-          <w:instrText xml:space="preserve"> PAGEREF _Toc242459271 \h </w:instrText>
+          <w:instrText xml:space="preserve"> PAGEREF _Toc244002786 \h </w:instrText>
         </w:r>
         <w:r>
           <w:rPr>
@@ -2020,7 +2020,7 @@
           <w14:ligatures w14:val="standardContextual"/>
         </w:rPr>
       </w:pPr>
-      <w:hyperlink w:anchor="_Toc242459272" w:history="1">
+      <w:hyperlink w:anchor="_Toc244002787" w:history="1">
         <w:r>
           <w:rPr>
             <w:rStyle w:val="Hipervnculo"/>
@@ -2047,7 +2047,7 @@
             <w:noProof/>
             <w:webHidden/>
           </w:rPr>
-          <w:instrText xml:space="preserve"> PAGEREF _Toc242459272 \h </w:instrText>
+          <w:instrText xml:space="preserve"> PAGEREF _Toc244002787 \h </w:instrText>
         </w:r>
         <w:r>
           <w:rPr>
@@ -2095,7 +2095,7 @@
           <w14:ligatures w14:val="standardContextual"/>
         </w:rPr>
       </w:pPr>
-      <w:hyperlink w:anchor="_Toc242459273" w:history="1">
+      <w:hyperlink w:anchor="_Toc244002788" w:history="1">
         <w:r>
           <w:rPr>
             <w:rStyle w:val="Hipervnculo"/>
@@ -2122,7 +2122,7 @@
             <w:noProof/>
             <w:webHidden/>
           </w:rPr>
-          <w:instrText xml:space="preserve"> PAGEREF _Toc242459273 \h </w:instrText>
+          <w:instrText xml:space="preserve"> PAGEREF _Toc244002788 \h </w:instrText>
         </w:r>
         <w:r>
           <w:rPr>
@@ -2170,7 +2170,7 @@
           <w14:ligatures w14:val="standardContextual"/>
         </w:rPr>
       </w:pPr>
-      <w:hyperlink w:anchor="_Toc242459274" w:history="1">
+      <w:hyperlink w:anchor="_Toc244002789" w:history="1">
         <w:r>
           <w:rPr>
             <w:rStyle w:val="Hipervnculo"/>
@@ -2197,7 +2197,7 @@
             <w:noProof/>
             <w:webHidden/>
           </w:rPr>
-          <w:instrText xml:space="preserve"> PAGEREF _Toc242459274 \h </w:instrText>
+          <w:instrText xml:space="preserve"> PAGEREF _Toc244002789 \h </w:instrText>
         </w:r>
         <w:r>
           <w:rPr>
@@ -2245,7 +2245,7 @@
           <w14:ligatures w14:val="standardContextual"/>
         </w:rPr>
       </w:pPr>
-      <w:hyperlink w:anchor="_Toc242459275" w:history="1">
+      <w:hyperlink w:anchor="_Toc244002790" w:history="1">
         <w:r>
           <w:rPr>
             <w:rStyle w:val="Hipervnculo"/>
@@ -2272,7 +2272,7 @@
             <w:noProof/>
             <w:webHidden/>
           </w:rPr>
-          <w:instrText xml:space="preserve"> PAGEREF _Toc242459275 \h </w:instrText>
+          <w:instrText xml:space="preserve"> PAGEREF _Toc244002790 \h </w:instrText>
         </w:r>
         <w:r>
           <w:rPr>
@@ -2292,7 +2292,7 @@
             <w:noProof/>
             <w:webHidden/>
           </w:rPr>
-          <w:t>9</w:t>
+          <w:t>10</w:t>
         </w:r>
         <w:r>
           <w:rPr>
@@ -2320,7 +2320,7 @@
           <w14:ligatures w14:val="standardContextual"/>
         </w:rPr>
       </w:pPr>
-      <w:hyperlink w:anchor="_Toc242459276" w:history="1">
+      <w:hyperlink w:anchor="_Toc244002791" w:history="1">
         <w:r>
           <w:rPr>
             <w:rStyle w:val="Hipervnculo"/>
@@ -2347,7 +2347,7 @@
             <w:noProof/>
             <w:webHidden/>
           </w:rPr>
-          <w:instrText xml:space="preserve"> PAGEREF _Toc242459276 \h </w:instrText>
+          <w:instrText xml:space="preserve"> PAGEREF _Toc244002791 \h </w:instrText>
         </w:r>
         <w:r>
           <w:rPr>
@@ -2395,7 +2395,7 @@
           <w14:ligatures w14:val="standardContextual"/>
         </w:rPr>
       </w:pPr>
-      <w:hyperlink w:anchor="_Toc242459277" w:history="1">
+      <w:hyperlink w:anchor="_Toc244002792" w:history="1">
         <w:r>
           <w:rPr>
             <w:rStyle w:val="Hipervnculo"/>
@@ -2422,7 +2422,7 @@
             <w:noProof/>
             <w:webHidden/>
           </w:rPr>
-          <w:instrText xml:space="preserve"> PAGEREF _Toc242459277 \h </w:instrText>
+          <w:instrText xml:space="preserve"> PAGEREF _Toc244002792 \h </w:instrText>
         </w:r>
         <w:r>
           <w:rPr>
@@ -2470,7 +2470,7 @@
           <w14:ligatures w14:val="standardContextual"/>
         </w:rPr>
       </w:pPr>
-      <w:hyperlink w:anchor="_Toc242459278" w:history="1">
+      <w:hyperlink w:anchor="_Toc244002793" w:history="1">
         <w:r>
           <w:rPr>
             <w:rStyle w:val="Hipervnculo"/>
@@ -2497,7 +2497,7 @@
             <w:noProof/>
             <w:webHidden/>
           </w:rPr>
-          <w:instrText xml:space="preserve"> PAGEREF _Toc242459278 \h </w:instrText>
+          <w:instrText xml:space="preserve"> PAGEREF _Toc244002793 \h </w:instrText>
         </w:r>
         <w:r>
           <w:rPr>
@@ -2517,7 +2517,7 @@
             <w:noProof/>
             <w:webHidden/>
           </w:rPr>
-          <w:t>10</w:t>
+          <w:t>11</w:t>
         </w:r>
         <w:r>
           <w:rPr>
@@ -2545,7 +2545,7 @@
           <w14:ligatures w14:val="standardContextual"/>
         </w:rPr>
       </w:pPr>
-      <w:hyperlink w:anchor="_Toc242459279" w:history="1">
+      <w:hyperlink w:anchor="_Toc244002794" w:history="1">
         <w:r>
           <w:rPr>
             <w:rStyle w:val="Hipervnculo"/>
@@ -2572,7 +2572,7 @@
             <w:noProof/>
             <w:webHidden/>
           </w:rPr>
-          <w:instrText xml:space="preserve"> PAGEREF _Toc242459279 \h </w:instrText>
+          <w:instrText xml:space="preserve"> PAGEREF _Toc244002794 \h </w:instrText>
         </w:r>
         <w:r>
           <w:rPr>
@@ -2620,7 +2620,7 @@
           <w14:ligatures w14:val="standardContextual"/>
         </w:rPr>
       </w:pPr>
-      <w:hyperlink w:anchor="_Toc242459280" w:history="1">
+      <w:hyperlink w:anchor="_Toc244002795" w:history="1">
         <w:r>
           <w:rPr>
             <w:rStyle w:val="Hipervnculo"/>
@@ -2647,7 +2647,7 @@
             <w:noProof/>
             <w:webHidden/>
           </w:rPr>
-          <w:instrText xml:space="preserve"> PAGEREF _Toc242459280 \h </w:instrText>
+          <w:instrText xml:space="preserve"> PAGEREF _Toc244002795 \h </w:instrText>
         </w:r>
         <w:r>
           <w:rPr>
@@ -2695,7 +2695,7 @@
           <w14:ligatures w14:val="standardContextual"/>
         </w:rPr>
       </w:pPr>
-      <w:hyperlink w:anchor="_Toc242459281" w:history="1">
+      <w:hyperlink w:anchor="_Toc244002796" w:history="1">
         <w:r>
           <w:rPr>
             <w:rStyle w:val="Hipervnculo"/>
@@ -2722,7 +2722,7 @@
             <w:noProof/>
             <w:webHidden/>
           </w:rPr>
-          <w:instrText xml:space="preserve"> PAGEREF _Toc242459281 \h </w:instrText>
+          <w:instrText xml:space="preserve"> PAGEREF _Toc244002796 \h </w:instrText>
         </w:r>
         <w:r>
           <w:rPr>
@@ -2770,7 +2770,7 @@
           <w14:ligatures w14:val="standardContextual"/>
         </w:rPr>
       </w:pPr>
-      <w:hyperlink w:anchor="_Toc242459282" w:history="1">
+      <w:hyperlink w:anchor="_Toc244002797" w:history="1">
         <w:r>
           <w:rPr>
             <w:rStyle w:val="Hipervnculo"/>
@@ -2797,7 +2797,7 @@
             <w:noProof/>
             <w:webHidden/>
           </w:rPr>
-          <w:instrText xml:space="preserve"> PAGEREF _Toc242459282 \h </w:instrText>
+          <w:instrText xml:space="preserve"> PAGEREF _Toc244002797 \h </w:instrText>
         </w:r>
         <w:r>
           <w:rPr>
@@ -2845,7 +2845,7 @@
           <w14:ligatures w14:val="standardContextual"/>
         </w:rPr>
       </w:pPr>
-      <w:hyperlink w:anchor="_Toc242459283" w:history="1">
+      <w:hyperlink w:anchor="_Toc244002798" w:history="1">
         <w:r>
           <w:rPr>
             <w:rStyle w:val="Hipervnculo"/>
@@ -2872,7 +2872,7 @@
             <w:noProof/>
             <w:webHidden/>
           </w:rPr>
-          <w:instrText xml:space="preserve"> PAGEREF _Toc242459283 \h </w:instrText>
+          <w:instrText xml:space="preserve"> PAGEREF _Toc244002798 \h </w:instrText>
         </w:r>
         <w:r>
           <w:rPr>
@@ -2920,7 +2920,7 @@
           <w14:ligatures w14:val="standardContextual"/>
         </w:rPr>
       </w:pPr>
-      <w:hyperlink w:anchor="_Toc242459284" w:history="1">
+      <w:hyperlink w:anchor="_Toc244002799" w:history="1">
         <w:r>
           <w:rPr>
             <w:rStyle w:val="Hipervnculo"/>
@@ -2947,7 +2947,7 @@
             <w:noProof/>
             <w:webHidden/>
           </w:rPr>
-          <w:instrText xml:space="preserve"> PAGEREF _Toc242459284 \h </w:instrText>
+          <w:instrText xml:space="preserve"> PAGEREF _Toc244002799 \h </w:instrText>
         </w:r>
         <w:r>
           <w:rPr>
@@ -2995,7 +2995,7 @@
           <w14:ligatures w14:val="standardContextual"/>
         </w:rPr>
       </w:pPr>
-      <w:hyperlink w:anchor="_Toc242459285" w:history="1">
+      <w:hyperlink w:anchor="_Toc244002800" w:history="1">
         <w:r>
           <w:rPr>
             <w:rStyle w:val="Hipervnculo"/>
@@ -3022,7 +3022,7 @@
             <w:noProof/>
             <w:webHidden/>
           </w:rPr>
-          <w:instrText xml:space="preserve"> PAGEREF _Toc242459285 \h </w:instrText>
+          <w:instrText xml:space="preserve"> PAGEREF _Toc244002800 \h </w:instrText>
         </w:r>
         <w:r>
           <w:rPr>
@@ -3067,7 +3067,7 @@
       <w:pPr>
         <w:pStyle w:val="Ttulo1"/>
       </w:pPr>
-      <w:bookmarkStart w:id="0" w:name="_Toc242459252"/>
+      <w:bookmarkStart w:id="0" w:name="_Toc244002767"/>
       <w:r>
         <w:lastRenderedPageBreak/>
         <w:t>Introducción</w:t>
@@ -3094,7 +3094,7 @@
       <w:pPr>
         <w:pStyle w:val="Ttulo1"/>
       </w:pPr>
-      <w:bookmarkStart w:id="1" w:name="_Toc242459253"/>
+      <w:bookmarkStart w:id="1" w:name="_Toc244002768"/>
       <w:r>
         <w:t>Información general del proyecto</w:t>
       </w:r>
@@ -3104,7 +3104,7 @@
       <w:pPr>
         <w:pStyle w:val="Ttulo2"/>
       </w:pPr>
-      <w:bookmarkStart w:id="2" w:name="_Toc242459254"/>
+      <w:bookmarkStart w:id="2" w:name="_Toc244002769"/>
       <w:r>
         <w:t>Planteamiento del problema</w:t>
       </w:r>
@@ -3130,7 +3130,7 @@
       <w:pPr>
         <w:pStyle w:val="Ttulo2"/>
       </w:pPr>
-      <w:bookmarkStart w:id="3" w:name="_Toc242459255"/>
+      <w:bookmarkStart w:id="3" w:name="_Toc244002770"/>
       <w:r>
         <w:lastRenderedPageBreak/>
         <w:t>Justificación</w:t>
@@ -3149,7 +3149,7 @@
       <w:pPr>
         <w:pStyle w:val="Ttulo2"/>
       </w:pPr>
-      <w:bookmarkStart w:id="4" w:name="_Toc242459256"/>
+      <w:bookmarkStart w:id="4" w:name="_Toc244002771"/>
       <w:r>
         <w:t>Objetivo general</w:t>
       </w:r>
@@ -3167,7 +3167,7 @@
       <w:pPr>
         <w:pStyle w:val="Ttulo2"/>
       </w:pPr>
-      <w:bookmarkStart w:id="5" w:name="_Toc242459257"/>
+      <w:bookmarkStart w:id="5" w:name="_Toc244002772"/>
       <w:r>
         <w:t>Objetivos específicos</w:t>
       </w:r>
@@ -3242,7 +3242,7 @@
       <w:pPr>
         <w:pStyle w:val="Ttulo2"/>
       </w:pPr>
-      <w:bookmarkStart w:id="6" w:name="_Toc242459258"/>
+      <w:bookmarkStart w:id="6" w:name="_Toc244002773"/>
       <w:r>
         <w:t>Alcance</w:t>
       </w:r>
@@ -3272,7 +3272,7 @@
       <w:pPr>
         <w:pStyle w:val="Ttulo2"/>
       </w:pPr>
-      <w:bookmarkStart w:id="7" w:name="_Toc242459259"/>
+      <w:bookmarkStart w:id="7" w:name="_Toc244002774"/>
       <w:r>
         <w:t>Personal involucrado</w:t>
       </w:r>
@@ -3598,7 +3598,7 @@
       <w:pPr>
         <w:pStyle w:val="Ttulo2"/>
       </w:pPr>
-      <w:bookmarkStart w:id="8" w:name="_Toc242459260"/>
+      <w:bookmarkStart w:id="8" w:name="_Toc244002775"/>
       <w:r>
         <w:t>Definiciones, acrónimos y abreviaturas</w:t>
       </w:r>
@@ -4182,7 +4182,7 @@
       <w:pPr>
         <w:pStyle w:val="Ttulo1"/>
       </w:pPr>
-      <w:bookmarkStart w:id="9" w:name="_Toc242459261"/>
+      <w:bookmarkStart w:id="9" w:name="_Toc244002776"/>
       <w:r>
         <w:t>Descripción general</w:t>
       </w:r>
@@ -4192,7 +4192,7 @@
       <w:pPr>
         <w:pStyle w:val="Ttulo2"/>
       </w:pPr>
-      <w:bookmarkStart w:id="10" w:name="_Toc242459262"/>
+      <w:bookmarkStart w:id="10" w:name="_Toc244002777"/>
       <w:r>
         <w:t>Perspectiva del producto</w:t>
       </w:r>
@@ -4218,7 +4218,7 @@
       <w:pPr>
         <w:pStyle w:val="Ttulo2"/>
       </w:pPr>
-      <w:bookmarkStart w:id="11" w:name="_Toc242459263"/>
+      <w:bookmarkStart w:id="11" w:name="_Toc244002778"/>
       <w:r>
         <w:t>Características de los usuarios</w:t>
       </w:r>
@@ -4473,7 +4473,7 @@
       <w:pPr>
         <w:pStyle w:val="Ttulo2"/>
       </w:pPr>
-      <w:bookmarkStart w:id="12" w:name="_Toc242459264"/>
+      <w:bookmarkStart w:id="12" w:name="_Toc244002779"/>
       <w:r>
         <w:t>Restricciones</w:t>
       </w:r>
@@ -4579,7 +4579,7 @@
       <w:pPr>
         <w:pStyle w:val="Ttulo2"/>
       </w:pPr>
-      <w:bookmarkStart w:id="13" w:name="_Toc242459265"/>
+      <w:bookmarkStart w:id="13" w:name="_Toc244002780"/>
       <w:r>
         <w:t>Suposiciones y dependencias</w:t>
       </w:r>
@@ -4647,14 +4647,14 @@
         <w:spacing w:line="360" w:lineRule="auto"/>
       </w:pPr>
       <w:r>
-        <w:t>El sistema depende de servicios externos: MediaPipe, servidor de correo SMTP y, a futuro, Firebase Cloud Messaging.</w:t>
+        <w:t>El sistema depende de MediaPipe Tasks Vision (detección de manos y pose), de un modelo propio en TensorFlow.js entrenado con 54 señas y de un servidor de correo SMTP. No usa Firebase: las notificaciones se entregan dentro de la aplicación y por correo (ADR-007).</w:t>
       </w:r>
     </w:p>
     <w:p>
       <w:pPr>
         <w:pStyle w:val="Ttulo1"/>
       </w:pPr>
-      <w:bookmarkStart w:id="14" w:name="_Toc242459266"/>
+      <w:bookmarkStart w:id="14" w:name="_Toc244002781"/>
       <w:r>
         <w:t>Requisitos específicos</w:t>
       </w:r>
@@ -4664,7 +4664,7 @@
       <w:pPr>
         <w:pStyle w:val="Ttulo2"/>
       </w:pPr>
-      <w:bookmarkStart w:id="15" w:name="_Toc242459267"/>
+      <w:bookmarkStart w:id="15" w:name="_Toc244002782"/>
       <w:r>
         <w:t>Requisitos comunes de las interfaces</w:t>
       </w:r>
@@ -4674,7 +4674,7 @@
       <w:pPr>
         <w:pStyle w:val="Ttulo3"/>
       </w:pPr>
-      <w:bookmarkStart w:id="16" w:name="_Toc242459268"/>
+      <w:bookmarkStart w:id="16" w:name="_Toc244002783"/>
       <w:r>
         <w:t>Interfaces de usuario</w:t>
       </w:r>
@@ -4692,7 +4692,7 @@
       <w:pPr>
         <w:pStyle w:val="Ttulo3"/>
       </w:pPr>
-      <w:bookmarkStart w:id="17" w:name="_Toc242459269"/>
+      <w:bookmarkStart w:id="17" w:name="_Toc244002784"/>
       <w:r>
         <w:t>Interfaces de hardware</w:t>
       </w:r>
@@ -4734,6 +4734,7 @@
         <w:spacing w:line="360" w:lineRule="auto"/>
       </w:pPr>
       <w:r>
+        <w:lastRenderedPageBreak/>
         <w:t>Conexión a internet estable.</w:t>
       </w:r>
     </w:p>
@@ -4754,9 +4755,8 @@
       <w:pPr>
         <w:pStyle w:val="Ttulo3"/>
       </w:pPr>
-      <w:bookmarkStart w:id="18" w:name="_Toc242459270"/>
-      <w:r>
-        <w:lastRenderedPageBreak/>
+      <w:bookmarkStart w:id="18" w:name="_Toc244002785"/>
+      <w:r>
         <w:t>Interfaces de software</w:t>
       </w:r>
       <w:bookmarkEnd w:id="18"/>
@@ -4817,7 +4817,7 @@
       <w:pPr>
         <w:pStyle w:val="Ttulo3"/>
       </w:pPr>
-      <w:bookmarkStart w:id="19" w:name="_Toc242459271"/>
+      <w:bookmarkStart w:id="19" w:name="_Toc244002786"/>
       <w:r>
         <w:t>Interfaces de comunicación</w:t>
       </w:r>
@@ -4879,7 +4879,7 @@
       <w:pPr>
         <w:pStyle w:val="Ttulo2"/>
       </w:pPr>
-      <w:bookmarkStart w:id="20" w:name="_Toc242459272"/>
+      <w:bookmarkStart w:id="20" w:name="_Toc244002787"/>
       <w:r>
         <w:t>Requisitos funcionales</w:t>
       </w:r>
@@ -5492,6 +5492,7 @@
               <w:pStyle w:val="APACelda"/>
             </w:pPr>
             <w:r>
+              <w:lastRenderedPageBreak/>
               <w:t>RF9</w:t>
             </w:r>
           </w:p>
@@ -5655,6 +5656,29 @@
     </w:tbl>
     <w:p>
       <w:pPr>
+        <w:pStyle w:val="APATexto"/>
+        <w:spacing w:before="80" w:after="200" w:line="240" w:lineRule="auto"/>
+        <w:ind w:firstLine="0"/>
+        <w:rPr>
+          <w:sz w:val="20"/>
+        </w:rPr>
+      </w:pPr>
+      <w:r>
+        <w:rPr>
+          <w:i/>
+          <w:sz w:val="20"/>
+        </w:rPr>
+        <w:t>Nota.</w:t>
+      </w:r>
+      <w:r>
+        <w:rPr>
+          <w:sz w:val="20"/>
+        </w:rPr>
+        <w:t xml:space="preserve"> El estado de RF8 a RF11 queda pendiente de decisión del equipo.</w:t>
+      </w:r>
+    </w:p>
+    <w:p>
+      <w:pPr>
         <w:spacing w:after="80"/>
       </w:pPr>
     </w:p>
@@ -5662,7 +5686,7 @@
       <w:pPr>
         <w:pStyle w:val="Ttulo3"/>
       </w:pPr>
-      <w:bookmarkStart w:id="21" w:name="_Toc242459273"/>
+      <w:bookmarkStart w:id="21" w:name="_Toc244002788"/>
       <w:r>
         <w:t>Módulo de identidad (iam-service)</w:t>
       </w:r>
@@ -5816,7 +5840,7 @@
               <w:pStyle w:val="APACelda"/>
             </w:pPr>
             <w:r>
-              <w:t>Registrar usuario con nombre, fecha de nacimiento, usuario, correo y contraseña válida; la cuenta nace INACTIVE hasta verificar el correo</w:t>
+              <w:t>Registrar usuario con nombre, correo, contraseña válida y aceptación de los términos con fecha y versión; la cuenta nace INACTIVE hasta verificar el correo</w:t>
             </w:r>
           </w:p>
         </w:tc>
@@ -6151,7 +6175,7 @@
               <w:pStyle w:val="APACelda"/>
             </w:pPr>
             <w:r>
-              <w:t>FR-007</w:t>
+              <w:t>FR-008</w:t>
             </w:r>
           </w:p>
         </w:tc>
@@ -6164,7 +6188,7 @@
               <w:pStyle w:val="APACelda"/>
             </w:pPr>
             <w:r>
-              <w:t>Bloquear definitivamente al agotar la escala; solo el administrador restaura</w:t>
+              <w:t>Registro e inicio de sesión con Google y Facebook</w:t>
             </w:r>
           </w:p>
         </w:tc>
@@ -6209,7 +6233,7 @@
               <w:pStyle w:val="APACelda"/>
             </w:pPr>
             <w:r>
-              <w:t>FR-008</w:t>
+              <w:t>FR-010</w:t>
             </w:r>
           </w:p>
         </w:tc>
@@ -6222,7 +6246,7 @@
               <w:pStyle w:val="APACelda"/>
             </w:pPr>
             <w:r>
-              <w:t>Registro e inicio de sesión con Google y Facebook</w:t>
+              <w:t>Recuperar la contraseña con un código de un solo uso que vence</w:t>
             </w:r>
           </w:p>
         </w:tc>
@@ -6267,7 +6291,7 @@
               <w:pStyle w:val="APACelda"/>
             </w:pPr>
             <w:r>
-              <w:t>FR-010</w:t>
+              <w:t>FR-012</w:t>
             </w:r>
           </w:p>
         </w:tc>
@@ -6280,7 +6304,7 @@
               <w:pStyle w:val="APACelda"/>
             </w:pPr>
             <w:r>
-              <w:t>Recuperar la contraseña con un código de un solo uso que vence</w:t>
+              <w:t>Rotar los tokens de refresco y detectar su reutilización</w:t>
             </w:r>
           </w:p>
         </w:tc>
@@ -6325,7 +6349,7 @@
               <w:pStyle w:val="APACelda"/>
             </w:pPr>
             <w:r>
-              <w:t>FR-012</w:t>
+              <w:t>FR-014</w:t>
             </w:r>
           </w:p>
         </w:tc>
@@ -6338,7 +6362,7 @@
               <w:pStyle w:val="APACelda"/>
             </w:pPr>
             <w:r>
-              <w:t>Rotar los tokens de refresco y detectar su reutilización</w:t>
+              <w:t>Eliminar la cuenta anonimizando los datos (Ley 1581 de 2012)</w:t>
             </w:r>
           </w:p>
         </w:tc>
@@ -6351,7 +6375,7 @@
               <w:pStyle w:val="APACelda"/>
             </w:pPr>
             <w:r>
-              <w:t>RF1</w:t>
+              <w:t>RF1, RF5</w:t>
             </w:r>
           </w:p>
         </w:tc>
@@ -6364,7 +6388,7 @@
               <w:pStyle w:val="APACelda"/>
             </w:pPr>
             <w:r>
-              <w:t>Debe</w:t>
+              <w:t>Debería</w:t>
             </w:r>
           </w:p>
         </w:tc>
@@ -6383,64 +6407,6 @@
               <w:pStyle w:val="APACelda"/>
             </w:pPr>
             <w:r>
-              <w:t>FR-014</w:t>
-            </w:r>
-          </w:p>
-        </w:tc>
-        <w:tc>
-          <w:tcPr>
-            <w:tcW w:w="5839" w:type="dxa"/>
-          </w:tcPr>
-          <w:p>
-            <w:pPr>
-              <w:pStyle w:val="APACelda"/>
-            </w:pPr>
-            <w:r>
-              <w:t>Eliminar la cuenta anonimizando los datos (Ley 1581 de 2012)</w:t>
-            </w:r>
-          </w:p>
-        </w:tc>
-        <w:tc>
-          <w:tcPr>
-            <w:tcW w:w="1134" w:type="dxa"/>
-          </w:tcPr>
-          <w:p>
-            <w:pPr>
-              <w:pStyle w:val="APACelda"/>
-            </w:pPr>
-            <w:r>
-              <w:t>RF1, RF5</w:t>
-            </w:r>
-          </w:p>
-        </w:tc>
-        <w:tc>
-          <w:tcPr>
-            <w:tcW w:w="1134" w:type="dxa"/>
-          </w:tcPr>
-          <w:p>
-            <w:pPr>
-              <w:pStyle w:val="APACelda"/>
-            </w:pPr>
-            <w:r>
-              <w:t>Debería</w:t>
-            </w:r>
-          </w:p>
-        </w:tc>
-      </w:tr>
-      <w:tr>
-        <w:trPr>
-          <w:cantSplit/>
-          <w:jc w:val="center"/>
-        </w:trPr>
-        <w:tc>
-          <w:tcPr>
-            <w:tcW w:w="964" w:type="dxa"/>
-          </w:tcPr>
-          <w:p>
-            <w:pPr>
-              <w:pStyle w:val="APACelda"/>
-            </w:pPr>
-            <w:r>
               <w:t>FR-015</w:t>
             </w:r>
           </w:p>
@@ -6510,7 +6476,7 @@
       <w:pPr>
         <w:pStyle w:val="Ttulo3"/>
       </w:pPr>
-      <w:bookmarkStart w:id="22" w:name="_Toc242459274"/>
+      <w:bookmarkStart w:id="22" w:name="_Toc244002789"/>
       <w:r>
         <w:t>Módulo de autorización (iam-service)</w:t>
       </w:r>
@@ -6879,8 +6845,9 @@
       <w:pPr>
         <w:pStyle w:val="Ttulo3"/>
       </w:pPr>
-      <w:bookmarkStart w:id="23" w:name="_Toc242459275"/>
-      <w:r>
+      <w:bookmarkStart w:id="23" w:name="_Toc244002790"/>
+      <w:r>
+        <w:lastRenderedPageBreak/>
         <w:t>Módulo de perfil y notificaciones (profile-service)</w:t>
       </w:r>
       <w:bookmarkEnd w:id="23"/>
@@ -7207,7 +7174,10 @@
               <w:pStyle w:val="APACelda"/>
             </w:pPr>
             <w:r>
-              <w:t>Elegir el idioma de la interfaz (español / inglés)</w:t>
+              <w:t xml:space="preserve">Elegir el idioma de la interfaz </w:t>
+            </w:r>
+            <w:r>
+              <w:t>(español, inglés, francés y portugués)</w:t>
             </w:r>
           </w:p>
         </w:tc>
@@ -7252,7 +7222,6 @@
               <w:pStyle w:val="APACelda"/>
             </w:pPr>
             <w:r>
-              <w:lastRenderedPageBreak/>
               <w:t>FR-205</w:t>
             </w:r>
           </w:p>
@@ -7324,7 +7293,10 @@
               <w:pStyle w:val="APACelda"/>
             </w:pPr>
             <w:r>
-              <w:t>Entregar notificaciones solo por canales visuales (push, en la app, correo)</w:t>
+              <w:t xml:space="preserve">Entregar notificaciones </w:t>
+            </w:r>
+            <w:r>
+              <w:t>solo por canales visuales: en la app y por correo (sin push, ADR-007)</w:t>
             </w:r>
           </w:p>
         </w:tc>
@@ -7423,7 +7395,7 @@
       <w:pPr>
         <w:pStyle w:val="Ttulo3"/>
       </w:pPr>
-      <w:bookmarkStart w:id="24" w:name="_Toc242459276"/>
+      <w:bookmarkStart w:id="24" w:name="_Toc244002791"/>
       <w:r>
         <w:t>Módulo de léxico (lexicon-service)</w:t>
       </w:r>
@@ -7966,7 +7938,7 @@
       <w:pPr>
         <w:pStyle w:val="Ttulo3"/>
       </w:pPr>
-      <w:bookmarkStart w:id="25" w:name="_Toc242459277"/>
+      <w:bookmarkStart w:id="25" w:name="_Toc244002792"/>
       <w:r>
         <w:t>Módulo de traducción e IA (recognition-service)</w:t>
       </w:r>
@@ -8236,7 +8208,7 @@
               <w:pStyle w:val="APACelda"/>
             </w:pPr>
             <w:r>
-              <w:t>Registrar el modelo que produjo cada traducción y su confianza</w:t>
+              <w:t>Registrar la confianza y la fuente (motor) de cada traducción</w:t>
             </w:r>
           </w:p>
         </w:tc>
@@ -8625,8 +8597,9 @@
       <w:pPr>
         <w:pStyle w:val="Ttulo3"/>
       </w:pPr>
-      <w:bookmarkStart w:id="26" w:name="_Toc242459278"/>
-      <w:r>
+      <w:bookmarkStart w:id="26" w:name="_Toc244002793"/>
+      <w:r>
+        <w:lastRenderedPageBreak/>
         <w:t>Módulo de uso, logros, auditoría y configuración</w:t>
       </w:r>
       <w:bookmarkEnd w:id="26"/>
@@ -8882,7 +8855,6 @@
               <w:pStyle w:val="APACelda"/>
             </w:pPr>
             <w:r>
-              <w:lastRenderedPageBreak/>
               <w:t>FR-706</w:t>
             </w:r>
           </w:p>
@@ -9227,7 +9199,7 @@
       <w:pPr>
         <w:pStyle w:val="Ttulo2"/>
       </w:pPr>
-      <w:bookmarkStart w:id="27" w:name="_Toc242459279"/>
+      <w:bookmarkStart w:id="27" w:name="_Toc244002794"/>
       <w:r>
         <w:t>Requisitos no funcionales</w:t>
       </w:r>
@@ -9902,7 +9874,7 @@
       <w:pPr>
         <w:pStyle w:val="Ttulo1"/>
       </w:pPr>
-      <w:bookmarkStart w:id="28" w:name="_Toc242459280"/>
+      <w:bookmarkStart w:id="28" w:name="_Toc244002795"/>
       <w:r>
         <w:lastRenderedPageBreak/>
         <w:t>Requisitos de casos de uso</w:t>
@@ -9913,7 +9885,7 @@
       <w:pPr>
         <w:pStyle w:val="Ttulo2"/>
       </w:pPr>
-      <w:bookmarkStart w:id="29" w:name="_Toc242459281"/>
+      <w:bookmarkStart w:id="29" w:name="_Toc244002796"/>
       <w:r>
         <w:t>Diagrama UML de casos de uso</w:t>
       </w:r>
@@ -10016,7 +9988,7 @@
       <w:pPr>
         <w:pStyle w:val="Ttulo2"/>
       </w:pPr>
-      <w:bookmarkStart w:id="30" w:name="_Toc242459282"/>
+      <w:bookmarkStart w:id="30" w:name="_Toc244002797"/>
       <w:r>
         <w:t>Caracterización de casos de uso</w:t>
       </w:r>
@@ -11898,7 +11870,7 @@
       <w:pPr>
         <w:pStyle w:val="Ttulo1"/>
       </w:pPr>
-      <w:bookmarkStart w:id="31" w:name="_Toc242459283"/>
+      <w:bookmarkStart w:id="31" w:name="_Toc244002798"/>
       <w:r>
         <w:t>Trazabilidad</w:t>
       </w:r>
@@ -11909,7 +11881,10 @@
         <w:pStyle w:val="APATexto"/>
       </w:pPr>
       <w:r>
-        <w:t>Cada requisito funcional está ligado a la historia de usuario que lo planifica y a las tablas que lo persisten. La matriz de trazabilidad completa se mantiene en el repositorio de documentación (04-requirements/traceability-matrix.md). La Tabla 18 resume la cobertura actual.</w:t>
+        <w:t xml:space="preserve">Cada requisito funcional está ligado a la historia de usuario que lo planifica y a las tablas que lo persisten. La matriz de trazabilidad completa se mantiene en el repositorio de documentación (04-requirements/traceability-matrix.md). </w:t>
+      </w:r>
+      <w:r>
+        <w:t>La Tabla 18 resume el estado de implementación de los 79 requisitos detallados según esa matriz.</w:t>
       </w:r>
     </w:p>
     <w:p>
@@ -11937,7 +11912,7 @@
         <w:rPr>
           <w:i/>
         </w:rPr>
-        <w:t>Resumen de cobertura de la trazabilidad</w:t>
+        <w:t>Estado de implementación de los requisitos detallados</w:t>
       </w:r>
     </w:p>
     <w:tbl>
@@ -11978,7 +11953,7 @@
               <w:rPr>
                 <w:b/>
               </w:rPr>
-              <w:t>Relación</w:t>
+              <w:t>Estado</w:t>
             </w:r>
           </w:p>
         </w:tc>
@@ -11994,7 +11969,7 @@
               <w:rPr>
                 <w:b/>
               </w:rPr>
-              <w:t>Cobertura</w:t>
+              <w:t>Requisitos detallados</w:t>
             </w:r>
           </w:p>
         </w:tc>
@@ -12013,7 +11988,7 @@
               <w:pStyle w:val="APACelda"/>
             </w:pPr>
             <w:r>
-              <w:t>Requisitos del SRS con al menos un requisito detallado</w:t>
+              <w:t>Cubiertos</w:t>
             </w:r>
           </w:p>
         </w:tc>
@@ -12026,7 +12001,7 @@
               <w:pStyle w:val="APACelda"/>
             </w:pPr>
             <w:r>
-              <w:t>15 de 15</w:t>
+              <w:t>47</w:t>
             </w:r>
           </w:p>
         </w:tc>
@@ -12045,7 +12020,7 @@
               <w:pStyle w:val="APACelda"/>
             </w:pPr>
             <w:r>
-              <w:t>Requisitos detallados con historia de usuario</w:t>
+              <w:t>Parciales</w:t>
             </w:r>
           </w:p>
         </w:tc>
@@ -12058,7 +12033,7 @@
               <w:pStyle w:val="APACelda"/>
             </w:pPr>
             <w:r>
-              <w:t>79 de 79</w:t>
+              <w:t>10</w:t>
             </w:r>
           </w:p>
         </w:tc>
@@ -12077,7 +12052,7 @@
               <w:pStyle w:val="APACelda"/>
             </w:pPr>
             <w:r>
-              <w:t>Requisitos detallados persistidos en el modelo de datos</w:t>
+              <w:t>Sin implementar</w:t>
             </w:r>
           </w:p>
         </w:tc>
@@ -12090,7 +12065,7 @@
               <w:pStyle w:val="APACelda"/>
             </w:pPr>
             <w:r>
-              <w:t>74 de 79 (los 5 restantes no persisten datos)</w:t>
+              <w:t>20</w:t>
             </w:r>
           </w:p>
         </w:tc>
@@ -12109,7 +12084,7 @@
               <w:pStyle w:val="APACelda"/>
             </w:pPr>
             <w:r>
-              <w:t>Tablas del modelo de datos usadas por algún requisito</w:t>
+              <w:t>Sin verificar</w:t>
             </w:r>
           </w:p>
         </w:tc>
@@ -12122,7 +12097,45 @@
               <w:pStyle w:val="APACelda"/>
             </w:pPr>
             <w:r>
-              <w:t>25 de 29</w:t>
+              <w:t>2</w:t>
+            </w:r>
+          </w:p>
+        </w:tc>
+      </w:tr>
+      <w:tr>
+        <w:trPr>
+          <w:cantSplit/>
+          <w:jc w:val="center"/>
+        </w:trPr>
+        <w:tc>
+          <w:tcPr>
+            <w:tcW w:w="5669" w:type="dxa"/>
+          </w:tcPr>
+          <w:p>
+            <w:pPr>
+              <w:pStyle w:val="APACelda"/>
+            </w:pPr>
+            <w:r>
+              <w:rPr>
+                <w:b/>
+              </w:rPr>
+              <w:t>Total</w:t>
+            </w:r>
+          </w:p>
+        </w:tc>
+        <w:tc>
+          <w:tcPr>
+            <w:tcW w:w="3402" w:type="dxa"/>
+          </w:tcPr>
+          <w:p>
+            <w:pPr>
+              <w:pStyle w:val="APACelda"/>
+            </w:pPr>
+            <w:r>
+              <w:rPr>
+                <w:b/>
+              </w:rPr>
+              <w:t>79</w:t>
             </w:r>
           </w:p>
         </w:tc>
@@ -12137,7 +12150,7 @@
       <w:pPr>
         <w:pStyle w:val="Ttulo1"/>
       </w:pPr>
-      <w:bookmarkStart w:id="32" w:name="_Toc242459284"/>
+      <w:bookmarkStart w:id="32" w:name="_Toc244002799"/>
       <w:r>
         <w:t>Conclusiones</w:t>
       </w:r>
@@ -12152,7 +12165,13 @@
       </w:r>
       <w:r>
         <w:lastRenderedPageBreak/>
-        <w:t>requisitos detallados, y doce requisitos no funcionales con métricas medibles. La accesibilidad y la protección de datos personales se establecen como restricciones principales por la naturaleza de los usuarios y de la información biométrica que maneja el sistema.</w:t>
+        <w:t xml:space="preserve">requisitos detallados, </w:t>
+      </w:r>
+      <w:r>
+        <w:t>y doce requisitos no funcionales. De los 79 requisitos detallados, 47 están cubiertos, 10 de forma parcial, 20 sin implementar y 2 sin verificar.</w:t>
+      </w:r>
+      <w:r>
+        <w:t xml:space="preserve"> La accesibilidad y la protección de datos personales se establecen como restricciones principales por la naturaleza de los usuarios y de la información biométrica que maneja el sistema.</w:t>
       </w:r>
     </w:p>
     <w:p>
@@ -12168,7 +12187,7 @@
         <w:pStyle w:val="Ttulo1"/>
         <w:pageBreakBefore/>
       </w:pPr>
-      <w:bookmarkStart w:id="33" w:name="_Toc242459285"/>
+      <w:bookmarkStart w:id="33" w:name="_Toc244002800"/>
       <w:r>
         <w:lastRenderedPageBreak/>
         <w:t>Referencias</w:t>
